--- a/Power BI/Casos/1. BPO/Guía Caso Carvajal.docx
+++ b/Power BI/Casos/1. BPO/Guía Caso Carvajal.docx
@@ -1,6 +1,6 @@
 
 <file path=word/document.xml><?xml version="1.0" encoding="utf-8"?>
-<w:document xmlns:wpc="http://schemas.microsoft.com/office/word/2010/wordprocessingCanvas" xmlns:cx="http://schemas.microsoft.com/office/drawing/2014/chartex" xmlns:cx1="http://schemas.microsoft.com/office/drawing/2015/9/8/chartex" xmlns:cx2="http://schemas.microsoft.com/office/drawing/2015/10/21/chartex" xmlns:cx3="http://schemas.microsoft.com/office/drawing/2016/5/9/chartex" xmlns:cx4="http://schemas.microsoft.com/office/drawing/2016/5/10/chartex" xmlns:cx5="http://schemas.microsoft.com/office/drawing/2016/5/11/chartex" xmlns:cx6="http://schemas.microsoft.com/office/drawing/2016/5/12/chartex" xmlns:cx7="http://schemas.microsoft.com/office/drawing/2016/5/13/chartex" xmlns:cx8="http://schemas.microsoft.com/office/drawing/2016/5/14/chartex" xmlns:mc="http://schemas.openxmlformats.org/markup-compatibility/2006" xmlns:aink="http://schemas.microsoft.com/office/drawing/2016/ink" xmlns:am3d="http://schemas.microsoft.com/office/drawing/2017/model3d" xmlns:o="urn:schemas-microsoft-com:office:office" xmlns:oel="http://schemas.microsoft.com/office/2019/extlst" xmlns:r="http://schemas.openxmlformats.org/officeDocument/2006/relationships" xmlns:m="http://schemas.openxmlformats.org/officeDocument/2006/math" xmlns:v="urn:schemas-microsoft-com:vml" xmlns:wp14="http://schemas.microsoft.com/office/word/2010/wordprocessingDrawing" xmlns:wp="http://schemas.openxmlformats.org/drawingml/2006/wordprocessingDrawing" xmlns:w10="urn:schemas-microsoft-com:office:word" xmlns:w="http://schemas.openxmlformats.org/wordprocessingml/2006/main" xmlns:w14="http://schemas.microsoft.com/office/word/2010/wordml" xmlns:w15="http://schemas.microsoft.com/office/word/2012/wordml" xmlns:w16cex="http://schemas.microsoft.com/office/word/2018/wordml/cex" xmlns:w16cid="http://schemas.microsoft.com/office/word/2016/wordml/cid" xmlns:w16="http://schemas.microsoft.com/office/word/2018/wordml" xmlns:w16sdtdh="http://schemas.microsoft.com/office/word/2020/wordml/sdtdatahash" xmlns:w16se="http://schemas.microsoft.com/office/word/2015/wordml/symex" xmlns:wpg="http://schemas.microsoft.com/office/word/2010/wordprocessingGroup" xmlns:wpi="http://schemas.microsoft.com/office/word/2010/wordprocessingInk" xmlns:wne="http://schemas.microsoft.com/office/word/2006/wordml" xmlns:wps="http://schemas.microsoft.com/office/word/2010/wordprocessingShape" mc:Ignorable="w14 w15 w16se w16cid w16 w16cex w16sdtdh wp14">
+<w:document xmlns:wpc="http://schemas.microsoft.com/office/word/2010/wordprocessingCanvas" xmlns:cx="http://schemas.microsoft.com/office/drawing/2014/chartex" xmlns:cx1="http://schemas.microsoft.com/office/drawing/2015/9/8/chartex" xmlns:cx2="http://schemas.microsoft.com/office/drawing/2015/10/21/chartex" xmlns:cx3="http://schemas.microsoft.com/office/drawing/2016/5/9/chartex" xmlns:cx4="http://schemas.microsoft.com/office/drawing/2016/5/10/chartex" xmlns:cx5="http://schemas.microsoft.com/office/drawing/2016/5/11/chartex" xmlns:cx6="http://schemas.microsoft.com/office/drawing/2016/5/12/chartex" xmlns:cx7="http://schemas.microsoft.com/office/drawing/2016/5/13/chartex" xmlns:cx8="http://schemas.microsoft.com/office/drawing/2016/5/14/chartex" xmlns:mc="http://schemas.openxmlformats.org/markup-compatibility/2006" xmlns:aink="http://schemas.microsoft.com/office/drawing/2016/ink" xmlns:am3d="http://schemas.microsoft.com/office/drawing/2017/model3d" xmlns:o="urn:schemas-microsoft-com:office:office" xmlns:oel="http://schemas.microsoft.com/office/2019/extlst" xmlns:r="http://schemas.openxmlformats.org/officeDocument/2006/relationships" xmlns:m="http://schemas.openxmlformats.org/officeDocument/2006/math" xmlns:v="urn:schemas-microsoft-com:vml" xmlns:wp14="http://schemas.microsoft.com/office/word/2010/wordprocessingDrawing" xmlns:wp="http://schemas.openxmlformats.org/drawingml/2006/wordprocessingDrawing" xmlns:w10="urn:schemas-microsoft-com:office:word" xmlns:w="http://schemas.openxmlformats.org/wordprocessingml/2006/main" xmlns:w14="http://schemas.microsoft.com/office/word/2010/wordml" xmlns:w15="http://schemas.microsoft.com/office/word/2012/wordml" xmlns:w16cex="http://schemas.microsoft.com/office/word/2018/wordml/cex" xmlns:w16cid="http://schemas.microsoft.com/office/word/2016/wordml/cid" xmlns:w16="http://schemas.microsoft.com/office/word/2018/wordml" xmlns:w16du="http://schemas.microsoft.com/office/word/2023/wordml/word16du" xmlns:w16sdtdh="http://schemas.microsoft.com/office/word/2020/wordml/sdtdatahash" xmlns:w16sdtfl="http://schemas.microsoft.com/office/word/2024/wordml/sdtformatlock" xmlns:w16se="http://schemas.microsoft.com/office/word/2015/wordml/symex" xmlns:wpg="http://schemas.microsoft.com/office/word/2010/wordprocessingGroup" xmlns:wpi="http://schemas.microsoft.com/office/word/2010/wordprocessingInk" xmlns:wne="http://schemas.microsoft.com/office/word/2006/wordml" xmlns:wps="http://schemas.microsoft.com/office/word/2010/wordprocessingShape" mc:Ignorable="w14 w15 w16se w16cid w16 w16cex w16sdtdh w16sdtfl w16du wp14">
   <w:body>
     <w:p>
       <w:pPr>
@@ -18,7 +18,15 @@
         <w:t>GD</w:t>
       </w:r>
       <w:r>
-        <w:t xml:space="preserve"> – Get Data:</w:t>
+        <w:t xml:space="preserve"> – </w:t>
+      </w:r>
+      <w:proofErr w:type="spellStart"/>
+      <w:r>
+        <w:t>Get</w:t>
+      </w:r>
+      <w:proofErr w:type="spellEnd"/>
+      <w:r>
+        <w:t xml:space="preserve"> Data:</w:t>
       </w:r>
     </w:p>
     <w:p>
@@ -55,7 +63,15 @@
         <w:t>DP</w:t>
       </w:r>
       <w:r>
-        <w:t xml:space="preserve"> – Data Preparation:</w:t>
+        <w:t xml:space="preserve"> – Data </w:t>
+      </w:r>
+      <w:proofErr w:type="spellStart"/>
+      <w:r>
+        <w:t>Preparation</w:t>
+      </w:r>
+      <w:proofErr w:type="spellEnd"/>
+      <w:r>
+        <w:t>:</w:t>
       </w:r>
     </w:p>
     <w:p>
@@ -139,7 +155,23 @@
         </w:numPr>
       </w:pPr>
       <w:r>
-        <w:t>Conexión desde el Power Query.</w:t>
+        <w:t xml:space="preserve">Conexión desde el </w:t>
+      </w:r>
+      <w:proofErr w:type="spellStart"/>
+      <w:r>
+        <w:t>Power</w:t>
+      </w:r>
+      <w:proofErr w:type="spellEnd"/>
+      <w:r>
+        <w:t xml:space="preserve"> </w:t>
+      </w:r>
+      <w:proofErr w:type="spellStart"/>
+      <w:r>
+        <w:t>Query</w:t>
+      </w:r>
+      <w:proofErr w:type="spellEnd"/>
+      <w:r>
+        <w:t>.</w:t>
       </w:r>
     </w:p>
     <w:p>
@@ -175,7 +207,23 @@
         </w:numPr>
       </w:pPr>
       <w:r>
-        <w:t>Conexión desde el Power Query.</w:t>
+        <w:t xml:space="preserve">Conexión desde el </w:t>
+      </w:r>
+      <w:proofErr w:type="spellStart"/>
+      <w:r>
+        <w:t>Power</w:t>
+      </w:r>
+      <w:proofErr w:type="spellEnd"/>
+      <w:r>
+        <w:t xml:space="preserve"> </w:t>
+      </w:r>
+      <w:proofErr w:type="spellStart"/>
+      <w:r>
+        <w:t>Query</w:t>
+      </w:r>
+      <w:proofErr w:type="spellEnd"/>
+      <w:r>
+        <w:t>.</w:t>
       </w:r>
     </w:p>
     <w:p>
@@ -502,8 +550,35 @@
         </w:numPr>
       </w:pPr>
       <w:r>
+        <w:t>Crear dimensión “Satisfacción” a partir de la tabla de hechos.</w:t>
+      </w:r>
+    </w:p>
+    <w:p>
+      <w:pPr>
+        <w:pStyle w:val="Prrafodelista"/>
+        <w:numPr>
+          <w:ilvl w:val="1"/>
+          <w:numId w:val="2"/>
+        </w:numPr>
+      </w:pPr>
+      <w:r>
         <w:lastRenderedPageBreak/>
-        <w:t>Crear dimensión “Satisfacción” a partir de la tabla de hechos.</w:t>
+        <w:t>Crear dimensión “Días de resolución” a partir de la tabla de hechos</w:t>
+      </w:r>
+      <w:r>
+        <w:t>.</w:t>
+      </w:r>
+    </w:p>
+    <w:p>
+      <w:pPr>
+        <w:pStyle w:val="Prrafodelista"/>
+        <w:numPr>
+          <w:ilvl w:val="0"/>
+          <w:numId w:val="2"/>
+        </w:numPr>
+      </w:pPr>
+      <w:r>
+        <w:t>DM – Modelado de datos:</w:t>
       </w:r>
     </w:p>
     <w:p>
@@ -515,10 +590,31 @@
         </w:numPr>
       </w:pPr>
       <w:r>
-        <w:t>Crear dimensión “Días de resolución” a partir de la tabla de hechos</w:t>
-      </w:r>
-      <w:r>
-        <w:t>.</w:t>
+        <w:t>Crear modelado de datos entre tablas:</w:t>
+      </w:r>
+    </w:p>
+    <w:p>
+      <w:pPr>
+        <w:pStyle w:val="Prrafodelista"/>
+        <w:numPr>
+          <w:ilvl w:val="2"/>
+          <w:numId w:val="2"/>
+        </w:numPr>
+      </w:pPr>
+      <w:r>
+        <w:t>El modelo se debe estructurar con 5 tablas de dimensiones y una de hechos.</w:t>
+      </w:r>
+    </w:p>
+    <w:p>
+      <w:pPr>
+        <w:pStyle w:val="Prrafodelista"/>
+        <w:numPr>
+          <w:ilvl w:val="2"/>
+          <w:numId w:val="2"/>
+        </w:numPr>
+      </w:pPr>
+      <w:r>
+        <w:t>El modelo debe ser tipo estrella, con relaciones uno a varios en todas las conexiones.</w:t>
       </w:r>
     </w:p>
     <w:p>
@@ -530,7 +626,7 @@
         </w:numPr>
       </w:pPr>
       <w:r>
-        <w:t>DM – Modelado de datos:</w:t>
+        <w:t>DV – Visualización:</w:t>
       </w:r>
     </w:p>
     <w:p>
@@ -542,60 +638,19 @@
         </w:numPr>
       </w:pPr>
       <w:r>
-        <w:t>Crear modelado de datos entre tablas:</w:t>
-      </w:r>
-    </w:p>
-    <w:p>
-      <w:pPr>
-        <w:pStyle w:val="Prrafodelista"/>
-        <w:numPr>
-          <w:ilvl w:val="2"/>
-          <w:numId w:val="2"/>
-        </w:numPr>
-      </w:pPr>
-      <w:r>
-        <w:t>El modelo se debe estructurar con 5 tablas de dimensiones y una de hechos.</w:t>
-      </w:r>
-    </w:p>
-    <w:p>
-      <w:pPr>
-        <w:pStyle w:val="Prrafodelista"/>
-        <w:numPr>
-          <w:ilvl w:val="2"/>
-          <w:numId w:val="2"/>
-        </w:numPr>
-      </w:pPr>
-      <w:r>
-        <w:t>El modelo debe ser tipo estrella, con relaciones uno a varios en todas las conexiones.</w:t>
-      </w:r>
-    </w:p>
-    <w:p>
-      <w:pPr>
-        <w:pStyle w:val="Prrafodelista"/>
-        <w:numPr>
-          <w:ilvl w:val="0"/>
-          <w:numId w:val="2"/>
-        </w:numPr>
-      </w:pPr>
-      <w:r>
-        <w:t>DV – Visualización:</w:t>
-      </w:r>
-    </w:p>
-    <w:p>
-      <w:pPr>
-        <w:pStyle w:val="Prrafodelista"/>
-        <w:numPr>
-          <w:ilvl w:val="1"/>
-          <w:numId w:val="2"/>
-        </w:numPr>
-      </w:pPr>
-      <w:r>
-        <w:t>Crear objetos visuales, tomando como guía el archivo pdf “Reporte Final”.</w:t>
+        <w:t xml:space="preserve">Crear objetos visuales, tomando como guía el archivo </w:t>
+      </w:r>
+      <w:proofErr w:type="spellStart"/>
+      <w:r>
+        <w:t>pdf</w:t>
+      </w:r>
+      <w:proofErr w:type="spellEnd"/>
+      <w:r>
+        <w:t xml:space="preserve"> “Reporte Final”.</w:t>
       </w:r>
     </w:p>
     <w:sectPr>
-      <w:headerReference w:type="default" r:id="rId8"/>
-      <w:footerReference w:type="default" r:id="rId9"/>
+      <w:footerReference w:type="default" r:id="rId8"/>
       <w:pgSz w:w="12240" w:h="15840"/>
       <w:pgMar w:top="1440" w:right="1080" w:bottom="1440" w:left="1080" w:header="708" w:footer="708" w:gutter="0"/>
       <w:cols w:space="708"/>
@@ -606,7 +661,7 @@
 </file>
 
 <file path=word/endnotes.xml><?xml version="1.0" encoding="utf-8"?>
-<w:endnotes xmlns:wpc="http://schemas.microsoft.com/office/word/2010/wordprocessingCanvas" xmlns:cx="http://schemas.microsoft.com/office/drawing/2014/chartex" xmlns:cx1="http://schemas.microsoft.com/office/drawing/2015/9/8/chartex" xmlns:cx2="http://schemas.microsoft.com/office/drawing/2015/10/21/chartex" xmlns:cx3="http://schemas.microsoft.com/office/drawing/2016/5/9/chartex" xmlns:cx4="http://schemas.microsoft.com/office/drawing/2016/5/10/chartex" xmlns:cx5="http://schemas.microsoft.com/office/drawing/2016/5/11/chartex" xmlns:cx6="http://schemas.microsoft.com/office/drawing/2016/5/12/chartex" xmlns:cx7="http://schemas.microsoft.com/office/drawing/2016/5/13/chartex" xmlns:cx8="http://schemas.microsoft.com/office/drawing/2016/5/14/chartex" xmlns:mc="http://schemas.openxmlformats.org/markup-compatibility/2006" xmlns:aink="http://schemas.microsoft.com/office/drawing/2016/ink" xmlns:am3d="http://schemas.microsoft.com/office/drawing/2017/model3d" xmlns:o="urn:schemas-microsoft-com:office:office" xmlns:oel="http://schemas.microsoft.com/office/2019/extlst" xmlns:r="http://schemas.openxmlformats.org/officeDocument/2006/relationships" xmlns:m="http://schemas.openxmlformats.org/officeDocument/2006/math" xmlns:v="urn:schemas-microsoft-com:vml" xmlns:wp14="http://schemas.microsoft.com/office/word/2010/wordprocessingDrawing" xmlns:wp="http://schemas.openxmlformats.org/drawingml/2006/wordprocessingDrawing" xmlns:w10="urn:schemas-microsoft-com:office:word" xmlns:w="http://schemas.openxmlformats.org/wordprocessingml/2006/main" xmlns:w14="http://schemas.microsoft.com/office/word/2010/wordml" xmlns:w15="http://schemas.microsoft.com/office/word/2012/wordml" xmlns:w16cex="http://schemas.microsoft.com/office/word/2018/wordml/cex" xmlns:w16cid="http://schemas.microsoft.com/office/word/2016/wordml/cid" xmlns:w16="http://schemas.microsoft.com/office/word/2018/wordml" xmlns:w16sdtdh="http://schemas.microsoft.com/office/word/2020/wordml/sdtdatahash" xmlns:w16se="http://schemas.microsoft.com/office/word/2015/wordml/symex" xmlns:wpg="http://schemas.microsoft.com/office/word/2010/wordprocessingGroup" xmlns:wpi="http://schemas.microsoft.com/office/word/2010/wordprocessingInk" xmlns:wne="http://schemas.microsoft.com/office/word/2006/wordml" xmlns:wps="http://schemas.microsoft.com/office/word/2010/wordprocessingShape" mc:Ignorable="w14 w15 w16se w16cid w16 w16cex w16sdtdh wp14">
+<w:endnotes xmlns:wpc="http://schemas.microsoft.com/office/word/2010/wordprocessingCanvas" xmlns:cx="http://schemas.microsoft.com/office/drawing/2014/chartex" xmlns:cx1="http://schemas.microsoft.com/office/drawing/2015/9/8/chartex" xmlns:cx2="http://schemas.microsoft.com/office/drawing/2015/10/21/chartex" xmlns:cx3="http://schemas.microsoft.com/office/drawing/2016/5/9/chartex" xmlns:cx4="http://schemas.microsoft.com/office/drawing/2016/5/10/chartex" xmlns:cx5="http://schemas.microsoft.com/office/drawing/2016/5/11/chartex" xmlns:cx6="http://schemas.microsoft.com/office/drawing/2016/5/12/chartex" xmlns:cx7="http://schemas.microsoft.com/office/drawing/2016/5/13/chartex" xmlns:cx8="http://schemas.microsoft.com/office/drawing/2016/5/14/chartex" xmlns:mc="http://schemas.openxmlformats.org/markup-compatibility/2006" xmlns:aink="http://schemas.microsoft.com/office/drawing/2016/ink" xmlns:am3d="http://schemas.microsoft.com/office/drawing/2017/model3d" xmlns:o="urn:schemas-microsoft-com:office:office" xmlns:oel="http://schemas.microsoft.com/office/2019/extlst" xmlns:r="http://schemas.openxmlformats.org/officeDocument/2006/relationships" xmlns:m="http://schemas.openxmlformats.org/officeDocument/2006/math" xmlns:v="urn:schemas-microsoft-com:vml" xmlns:wp14="http://schemas.microsoft.com/office/word/2010/wordprocessingDrawing" xmlns:wp="http://schemas.openxmlformats.org/drawingml/2006/wordprocessingDrawing" xmlns:w10="urn:schemas-microsoft-com:office:word" xmlns:w="http://schemas.openxmlformats.org/wordprocessingml/2006/main" xmlns:w14="http://schemas.microsoft.com/office/word/2010/wordml" xmlns:w15="http://schemas.microsoft.com/office/word/2012/wordml" xmlns:w16cex="http://schemas.microsoft.com/office/word/2018/wordml/cex" xmlns:w16cid="http://schemas.microsoft.com/office/word/2016/wordml/cid" xmlns:w16="http://schemas.microsoft.com/office/word/2018/wordml" xmlns:w16du="http://schemas.microsoft.com/office/word/2023/wordml/word16du" xmlns:w16sdtdh="http://schemas.microsoft.com/office/word/2020/wordml/sdtdatahash" xmlns:w16sdtfl="http://schemas.microsoft.com/office/word/2024/wordml/sdtformatlock" xmlns:w16se="http://schemas.microsoft.com/office/word/2015/wordml/symex" xmlns:wpg="http://schemas.microsoft.com/office/word/2010/wordprocessingGroup" xmlns:wpi="http://schemas.microsoft.com/office/word/2010/wordprocessingInk" xmlns:wne="http://schemas.microsoft.com/office/word/2006/wordml" xmlns:wps="http://schemas.microsoft.com/office/word/2010/wordprocessingShape" mc:Ignorable="w14 w15 w16se w16cid w16 w16cex w16sdtdh w16sdtfl w16du wp14">
   <w:endnote w:type="separator" w:id="-1">
     <w:p>
       <w:pPr>
@@ -631,7 +686,7 @@
 </file>
 
 <file path=word/footer1.xml><?xml version="1.0" encoding="utf-8"?>
-<w:ftr xmlns:wpc="http://schemas.microsoft.com/office/word/2010/wordprocessingCanvas" xmlns:cx="http://schemas.microsoft.com/office/drawing/2014/chartex" xmlns:cx1="http://schemas.microsoft.com/office/drawing/2015/9/8/chartex" xmlns:cx2="http://schemas.microsoft.com/office/drawing/2015/10/21/chartex" xmlns:cx3="http://schemas.microsoft.com/office/drawing/2016/5/9/chartex" xmlns:cx4="http://schemas.microsoft.com/office/drawing/2016/5/10/chartex" xmlns:cx5="http://schemas.microsoft.com/office/drawing/2016/5/11/chartex" xmlns:cx6="http://schemas.microsoft.com/office/drawing/2016/5/12/chartex" xmlns:cx7="http://schemas.microsoft.com/office/drawing/2016/5/13/chartex" xmlns:cx8="http://schemas.microsoft.com/office/drawing/2016/5/14/chartex" xmlns:mc="http://schemas.openxmlformats.org/markup-compatibility/2006" xmlns:aink="http://schemas.microsoft.com/office/drawing/2016/ink" xmlns:am3d="http://schemas.microsoft.com/office/drawing/2017/model3d" xmlns:o="urn:schemas-microsoft-com:office:office" xmlns:oel="http://schemas.microsoft.com/office/2019/extlst" xmlns:r="http://schemas.openxmlformats.org/officeDocument/2006/relationships" xmlns:m="http://schemas.openxmlformats.org/officeDocument/2006/math" xmlns:v="urn:schemas-microsoft-com:vml" xmlns:wp14="http://schemas.microsoft.com/office/word/2010/wordprocessingDrawing" xmlns:wp="http://schemas.openxmlformats.org/drawingml/2006/wordprocessingDrawing" xmlns:w10="urn:schemas-microsoft-com:office:word" xmlns:w="http://schemas.openxmlformats.org/wordprocessingml/2006/main" xmlns:w14="http://schemas.microsoft.com/office/word/2010/wordml" xmlns:w15="http://schemas.microsoft.com/office/word/2012/wordml" xmlns:w16cex="http://schemas.microsoft.com/office/word/2018/wordml/cex" xmlns:w16cid="http://schemas.microsoft.com/office/word/2016/wordml/cid" xmlns:w16="http://schemas.microsoft.com/office/word/2018/wordml" xmlns:w16sdtdh="http://schemas.microsoft.com/office/word/2020/wordml/sdtdatahash" xmlns:w16se="http://schemas.microsoft.com/office/word/2015/wordml/symex" xmlns:wpg="http://schemas.microsoft.com/office/word/2010/wordprocessingGroup" xmlns:wpi="http://schemas.microsoft.com/office/word/2010/wordprocessingInk" xmlns:wne="http://schemas.microsoft.com/office/word/2006/wordml" xmlns:wps="http://schemas.microsoft.com/office/word/2010/wordprocessingShape" mc:Ignorable="w14 w15 w16se w16cid w16 w16cex w16sdtdh wp14">
+<w:ftr xmlns:wpc="http://schemas.microsoft.com/office/word/2010/wordprocessingCanvas" xmlns:cx="http://schemas.microsoft.com/office/drawing/2014/chartex" xmlns:cx1="http://schemas.microsoft.com/office/drawing/2015/9/8/chartex" xmlns:cx2="http://schemas.microsoft.com/office/drawing/2015/10/21/chartex" xmlns:cx3="http://schemas.microsoft.com/office/drawing/2016/5/9/chartex" xmlns:cx4="http://schemas.microsoft.com/office/drawing/2016/5/10/chartex" xmlns:cx5="http://schemas.microsoft.com/office/drawing/2016/5/11/chartex" xmlns:cx6="http://schemas.microsoft.com/office/drawing/2016/5/12/chartex" xmlns:cx7="http://schemas.microsoft.com/office/drawing/2016/5/13/chartex" xmlns:cx8="http://schemas.microsoft.com/office/drawing/2016/5/14/chartex" xmlns:mc="http://schemas.openxmlformats.org/markup-compatibility/2006" xmlns:aink="http://schemas.microsoft.com/office/drawing/2016/ink" xmlns:am3d="http://schemas.microsoft.com/office/drawing/2017/model3d" xmlns:o="urn:schemas-microsoft-com:office:office" xmlns:oel="http://schemas.microsoft.com/office/2019/extlst" xmlns:r="http://schemas.openxmlformats.org/officeDocument/2006/relationships" xmlns:m="http://schemas.openxmlformats.org/officeDocument/2006/math" xmlns:v="urn:schemas-microsoft-com:vml" xmlns:wp14="http://schemas.microsoft.com/office/word/2010/wordprocessingDrawing" xmlns:wp="http://schemas.openxmlformats.org/drawingml/2006/wordprocessingDrawing" xmlns:w10="urn:schemas-microsoft-com:office:word" xmlns:w="http://schemas.openxmlformats.org/wordprocessingml/2006/main" xmlns:w14="http://schemas.microsoft.com/office/word/2010/wordml" xmlns:w15="http://schemas.microsoft.com/office/word/2012/wordml" xmlns:w16cex="http://schemas.microsoft.com/office/word/2018/wordml/cex" xmlns:w16cid="http://schemas.microsoft.com/office/word/2016/wordml/cid" xmlns:w16="http://schemas.microsoft.com/office/word/2018/wordml" xmlns:w16du="http://schemas.microsoft.com/office/word/2023/wordml/word16du" xmlns:w16sdtdh="http://schemas.microsoft.com/office/word/2020/wordml/sdtdatahash" xmlns:w16sdtfl="http://schemas.microsoft.com/office/word/2024/wordml/sdtformatlock" xmlns:w16se="http://schemas.microsoft.com/office/word/2015/wordml/symex" xmlns:wpg="http://schemas.microsoft.com/office/word/2010/wordprocessingGroup" xmlns:wpi="http://schemas.microsoft.com/office/word/2010/wordprocessingInk" xmlns:wne="http://schemas.microsoft.com/office/word/2006/wordml" xmlns:wps="http://schemas.microsoft.com/office/word/2010/wordprocessingShape" mc:Ignorable="w14 w15 w16se w16cid w16 w16cex w16sdtdh w16sdtfl w16du wp14">
   <w:tbl>
     <w:tblPr>
       <w:tblW w:w="5000" w:type="pct"/>
@@ -672,6 +727,7 @@
             <w:dataBinding w:prefixMappings="xmlns:ns0='http://purl.org/dc/elements/1.1/' xmlns:ns1='http://schemas.openxmlformats.org/package/2006/metadata/core-properties' " w:xpath="/ns1:coreProperties[1]/ns0:creator[1]" w:storeItemID="{6C3C8BC8-F283-45AE-878A-BAB7291924A1}"/>
             <w:text/>
           </w:sdtPr>
+          <w:sdtEndPr/>
           <w:sdtContent>
             <w:p>
               <w:pPr>
@@ -751,7 +807,7 @@
 </file>
 
 <file path=word/footnotes.xml><?xml version="1.0" encoding="utf-8"?>
-<w:footnotes xmlns:wpc="http://schemas.microsoft.com/office/word/2010/wordprocessingCanvas" xmlns:cx="http://schemas.microsoft.com/office/drawing/2014/chartex" xmlns:cx1="http://schemas.microsoft.com/office/drawing/2015/9/8/chartex" xmlns:cx2="http://schemas.microsoft.com/office/drawing/2015/10/21/chartex" xmlns:cx3="http://schemas.microsoft.com/office/drawing/2016/5/9/chartex" xmlns:cx4="http://schemas.microsoft.com/office/drawing/2016/5/10/chartex" xmlns:cx5="http://schemas.microsoft.com/office/drawing/2016/5/11/chartex" xmlns:cx6="http://schemas.microsoft.com/office/drawing/2016/5/12/chartex" xmlns:cx7="http://schemas.microsoft.com/office/drawing/2016/5/13/chartex" xmlns:cx8="http://schemas.microsoft.com/office/drawing/2016/5/14/chartex" xmlns:mc="http://schemas.openxmlformats.org/markup-compatibility/2006" xmlns:aink="http://schemas.microsoft.com/office/drawing/2016/ink" xmlns:am3d="http://schemas.microsoft.com/office/drawing/2017/model3d" xmlns:o="urn:schemas-microsoft-com:office:office" xmlns:oel="http://schemas.microsoft.com/office/2019/extlst" xmlns:r="http://schemas.openxmlformats.org/officeDocument/2006/relationships" xmlns:m="http://schemas.openxmlformats.org/officeDocument/2006/math" xmlns:v="urn:schemas-microsoft-com:vml" xmlns:wp14="http://schemas.microsoft.com/office/word/2010/wordprocessingDrawing" xmlns:wp="http://schemas.openxmlformats.org/drawingml/2006/wordprocessingDrawing" xmlns:w10="urn:schemas-microsoft-com:office:word" xmlns:w="http://schemas.openxmlformats.org/wordprocessingml/2006/main" xmlns:w14="http://schemas.microsoft.com/office/word/2010/wordml" xmlns:w15="http://schemas.microsoft.com/office/word/2012/wordml" xmlns:w16cex="http://schemas.microsoft.com/office/word/2018/wordml/cex" xmlns:w16cid="http://schemas.microsoft.com/office/word/2016/wordml/cid" xmlns:w16="http://schemas.microsoft.com/office/word/2018/wordml" xmlns:w16sdtdh="http://schemas.microsoft.com/office/word/2020/wordml/sdtdatahash" xmlns:w16se="http://schemas.microsoft.com/office/word/2015/wordml/symex" xmlns:wpg="http://schemas.microsoft.com/office/word/2010/wordprocessingGroup" xmlns:wpi="http://schemas.microsoft.com/office/word/2010/wordprocessingInk" xmlns:wne="http://schemas.microsoft.com/office/word/2006/wordml" xmlns:wps="http://schemas.microsoft.com/office/word/2010/wordprocessingShape" mc:Ignorable="w14 w15 w16se w16cid w16 w16cex w16sdtdh wp14">
+<w:footnotes xmlns:wpc="http://schemas.microsoft.com/office/word/2010/wordprocessingCanvas" xmlns:cx="http://schemas.microsoft.com/office/drawing/2014/chartex" xmlns:cx1="http://schemas.microsoft.com/office/drawing/2015/9/8/chartex" xmlns:cx2="http://schemas.microsoft.com/office/drawing/2015/10/21/chartex" xmlns:cx3="http://schemas.microsoft.com/office/drawing/2016/5/9/chartex" xmlns:cx4="http://schemas.microsoft.com/office/drawing/2016/5/10/chartex" xmlns:cx5="http://schemas.microsoft.com/office/drawing/2016/5/11/chartex" xmlns:cx6="http://schemas.microsoft.com/office/drawing/2016/5/12/chartex" xmlns:cx7="http://schemas.microsoft.com/office/drawing/2016/5/13/chartex" xmlns:cx8="http://schemas.microsoft.com/office/drawing/2016/5/14/chartex" xmlns:mc="http://schemas.openxmlformats.org/markup-compatibility/2006" xmlns:aink="http://schemas.microsoft.com/office/drawing/2016/ink" xmlns:am3d="http://schemas.microsoft.com/office/drawing/2017/model3d" xmlns:o="urn:schemas-microsoft-com:office:office" xmlns:oel="http://schemas.microsoft.com/office/2019/extlst" xmlns:r="http://schemas.openxmlformats.org/officeDocument/2006/relationships" xmlns:m="http://schemas.openxmlformats.org/officeDocument/2006/math" xmlns:v="urn:schemas-microsoft-com:vml" xmlns:wp14="http://schemas.microsoft.com/office/word/2010/wordprocessingDrawing" xmlns:wp="http://schemas.openxmlformats.org/drawingml/2006/wordprocessingDrawing" xmlns:w10="urn:schemas-microsoft-com:office:word" xmlns:w="http://schemas.openxmlformats.org/wordprocessingml/2006/main" xmlns:w14="http://schemas.microsoft.com/office/word/2010/wordml" xmlns:w15="http://schemas.microsoft.com/office/word/2012/wordml" xmlns:w16cex="http://schemas.microsoft.com/office/word/2018/wordml/cex" xmlns:w16cid="http://schemas.microsoft.com/office/word/2016/wordml/cid" xmlns:w16="http://schemas.microsoft.com/office/word/2018/wordml" xmlns:w16du="http://schemas.microsoft.com/office/word/2023/wordml/word16du" xmlns:w16sdtdh="http://schemas.microsoft.com/office/word/2020/wordml/sdtdatahash" xmlns:w16sdtfl="http://schemas.microsoft.com/office/word/2024/wordml/sdtformatlock" xmlns:w16se="http://schemas.microsoft.com/office/word/2015/wordml/symex" xmlns:wpg="http://schemas.microsoft.com/office/word/2010/wordprocessingGroup" xmlns:wpi="http://schemas.microsoft.com/office/word/2010/wordprocessingInk" xmlns:wne="http://schemas.microsoft.com/office/word/2006/wordml" xmlns:wps="http://schemas.microsoft.com/office/word/2010/wordprocessingShape" mc:Ignorable="w14 w15 w16se w16cid w16 w16cex w16sdtdh w16sdtfl w16du wp14">
   <w:footnote w:type="separator" w:id="-1">
     <w:p>
       <w:pPr>
@@ -775,158 +831,8 @@
 </w:footnotes>
 </file>
 
-<file path=word/header1.xml><?xml version="1.0" encoding="utf-8"?>
-<w:hdr xmlns:wpc="http://schemas.microsoft.com/office/word/2010/wordprocessingCanvas" xmlns:cx="http://schemas.microsoft.com/office/drawing/2014/chartex" xmlns:cx1="http://schemas.microsoft.com/office/drawing/2015/9/8/chartex" xmlns:cx2="http://schemas.microsoft.com/office/drawing/2015/10/21/chartex" xmlns:cx3="http://schemas.microsoft.com/office/drawing/2016/5/9/chartex" xmlns:cx4="http://schemas.microsoft.com/office/drawing/2016/5/10/chartex" xmlns:cx5="http://schemas.microsoft.com/office/drawing/2016/5/11/chartex" xmlns:cx6="http://schemas.microsoft.com/office/drawing/2016/5/12/chartex" xmlns:cx7="http://schemas.microsoft.com/office/drawing/2016/5/13/chartex" xmlns:cx8="http://schemas.microsoft.com/office/drawing/2016/5/14/chartex" xmlns:mc="http://schemas.openxmlformats.org/markup-compatibility/2006" xmlns:aink="http://schemas.microsoft.com/office/drawing/2016/ink" xmlns:am3d="http://schemas.microsoft.com/office/drawing/2017/model3d" xmlns:o="urn:schemas-microsoft-com:office:office" xmlns:oel="http://schemas.microsoft.com/office/2019/extlst" xmlns:r="http://schemas.openxmlformats.org/officeDocument/2006/relationships" xmlns:m="http://schemas.openxmlformats.org/officeDocument/2006/math" xmlns:v="urn:schemas-microsoft-com:vml" xmlns:wp14="http://schemas.microsoft.com/office/word/2010/wordprocessingDrawing" xmlns:wp="http://schemas.openxmlformats.org/drawingml/2006/wordprocessingDrawing" xmlns:w10="urn:schemas-microsoft-com:office:word" xmlns:w="http://schemas.openxmlformats.org/wordprocessingml/2006/main" xmlns:w14="http://schemas.microsoft.com/office/word/2010/wordml" xmlns:w15="http://schemas.microsoft.com/office/word/2012/wordml" xmlns:w16cex="http://schemas.microsoft.com/office/word/2018/wordml/cex" xmlns:w16cid="http://schemas.microsoft.com/office/word/2016/wordml/cid" xmlns:w16="http://schemas.microsoft.com/office/word/2018/wordml" xmlns:w16sdtdh="http://schemas.microsoft.com/office/word/2020/wordml/sdtdatahash" xmlns:w16se="http://schemas.microsoft.com/office/word/2015/wordml/symex" xmlns:wpg="http://schemas.microsoft.com/office/word/2010/wordprocessingGroup" xmlns:wpi="http://schemas.microsoft.com/office/word/2010/wordprocessingInk" xmlns:wne="http://schemas.microsoft.com/office/word/2006/wordml" xmlns:wps="http://schemas.microsoft.com/office/word/2010/wordprocessingShape" mc:Ignorable="w14 w15 w16se w16cid w16 w16cex w16sdtdh wp14">
-  <w:tbl>
-    <w:tblPr>
-      <w:tblStyle w:val="Tablaconcuadrculaclara"/>
-      <w:tblW w:w="0" w:type="auto"/>
-      <w:jc w:val="center"/>
-      <w:tblLook w:val="04A0" w:firstRow="1" w:lastRow="0" w:firstColumn="1" w:lastColumn="0" w:noHBand="0" w:noVBand="1"/>
-    </w:tblPr>
-    <w:tblGrid>
-      <w:gridCol w:w="2942"/>
-      <w:gridCol w:w="2943"/>
-      <w:gridCol w:w="2943"/>
-    </w:tblGrid>
-    <w:tr>
-      <w:trPr>
-        <w:jc w:val="center"/>
-      </w:trPr>
-      <w:tc>
-        <w:tcPr>
-          <w:tcW w:w="2942" w:type="dxa"/>
-        </w:tcPr>
-        <w:p>
-          <w:pPr>
-            <w:pStyle w:val="Encabezado"/>
-          </w:pPr>
-          <w:r>
-            <w:rPr>
-              <w:noProof/>
-            </w:rPr>
-            <w:drawing>
-              <wp:anchor distT="0" distB="0" distL="114300" distR="114300" simplePos="0" relativeHeight="251658240" behindDoc="1" locked="0" layoutInCell="1" allowOverlap="1" wp14:anchorId="3D230AA3" wp14:editId="00BAC824">
-                <wp:simplePos x="0" y="0"/>
-                <wp:positionH relativeFrom="column">
-                  <wp:posOffset>-46148</wp:posOffset>
-                </wp:positionH>
-                <wp:positionV relativeFrom="paragraph">
-                  <wp:posOffset>77267</wp:posOffset>
-                </wp:positionV>
-                <wp:extent cx="1806361" cy="384210"/>
-                <wp:effectExtent l="0" t="0" r="3810" b="0"/>
-                <wp:wrapNone/>
-                <wp:docPr id="1320058513" name="Imagen 1" descr="Descargar Logos y Formatos | Universidad de Bogotá Jorge Tadeo Lozano"/>
-                <wp:cNvGraphicFramePr>
-                  <a:graphicFrameLocks xmlns:a="http://schemas.openxmlformats.org/drawingml/2006/main" noChangeAspect="1"/>
-                </wp:cNvGraphicFramePr>
-                <a:graphic xmlns:a="http://schemas.openxmlformats.org/drawingml/2006/main">
-                  <a:graphicData uri="http://schemas.openxmlformats.org/drawingml/2006/picture">
-                    <pic:pic xmlns:pic="http://schemas.openxmlformats.org/drawingml/2006/picture">
-                      <pic:nvPicPr>
-                        <pic:cNvPr id="0" name="Picture 1" descr="Descargar Logos y Formatos | Universidad de Bogotá Jorge Tadeo Lozano"/>
-                        <pic:cNvPicPr>
-                          <a:picLocks noChangeAspect="1" noChangeArrowheads="1"/>
-                        </pic:cNvPicPr>
-                      </pic:nvPicPr>
-                      <pic:blipFill>
-                        <a:blip r:embed="rId1">
-                          <a:extLst>
-                            <a:ext uri="{BEBA8EAE-BF5A-486C-A8C5-ECC9F3942E4B}">
-                              <a14:imgProps xmlns:a14="http://schemas.microsoft.com/office/drawing/2010/main">
-                                <a14:imgLayer r:embed="rId2">
-                                  <a14:imgEffect>
-                                    <a14:brightnessContrast bright="-40000" contrast="20000"/>
-                                  </a14:imgEffect>
-                                </a14:imgLayer>
-                              </a14:imgProps>
-                            </a:ext>
-                            <a:ext uri="{28A0092B-C50C-407E-A947-70E740481C1C}">
-                              <a14:useLocalDpi xmlns:a14="http://schemas.microsoft.com/office/drawing/2010/main" val="0"/>
-                            </a:ext>
-                          </a:extLst>
-                        </a:blip>
-                        <a:srcRect/>
-                        <a:stretch>
-                          <a:fillRect/>
-                        </a:stretch>
-                      </pic:blipFill>
-                      <pic:spPr bwMode="auto">
-                        <a:xfrm>
-                          <a:off x="0" y="0"/>
-                          <a:ext cx="1806361" cy="384210"/>
-                        </a:xfrm>
-                        <a:prstGeom prst="rect">
-                          <a:avLst/>
-                        </a:prstGeom>
-                        <a:noFill/>
-                        <a:ln>
-                          <a:noFill/>
-                        </a:ln>
-                      </pic:spPr>
-                    </pic:pic>
-                  </a:graphicData>
-                </a:graphic>
-              </wp:anchor>
-            </w:drawing>
-          </w:r>
-        </w:p>
-      </w:tc>
-      <w:tc>
-        <w:tcPr>
-          <w:tcW w:w="2943" w:type="dxa"/>
-        </w:tcPr>
-        <w:p>
-          <w:pPr>
-            <w:pStyle w:val="Encabezado"/>
-            <w:jc w:val="center"/>
-          </w:pPr>
-          <w:r>
-            <w:br/>
-          </w:r>
-          <w:r>
-            <w:t>Guías Power BI</w:t>
-          </w:r>
-        </w:p>
-        <w:p>
-          <w:pPr>
-            <w:pStyle w:val="Encabezado"/>
-          </w:pPr>
-        </w:p>
-      </w:tc>
-      <w:tc>
-        <w:tcPr>
-          <w:tcW w:w="2943" w:type="dxa"/>
-        </w:tcPr>
-        <w:p>
-          <w:pPr>
-            <w:pStyle w:val="Encabezado"/>
-            <w:jc w:val="center"/>
-          </w:pPr>
-        </w:p>
-        <w:p>
-          <w:pPr>
-            <w:pStyle w:val="Encabezado"/>
-            <w:jc w:val="center"/>
-          </w:pPr>
-          <w:r>
-            <w:t>Power BI</w:t>
-          </w:r>
-        </w:p>
-      </w:tc>
-    </w:tr>
-  </w:tbl>
-  <w:p>
-    <w:pPr>
-      <w:pStyle w:val="Encabezado"/>
-    </w:pPr>
-  </w:p>
-</w:hdr>
-</file>
-
 <file path=word/numbering.xml><?xml version="1.0" encoding="utf-8"?>
-<w:numbering xmlns:wpc="http://schemas.microsoft.com/office/word/2010/wordprocessingCanvas" xmlns:cx="http://schemas.microsoft.com/office/drawing/2014/chartex" xmlns:cx1="http://schemas.microsoft.com/office/drawing/2015/9/8/chartex" xmlns:cx2="http://schemas.microsoft.com/office/drawing/2015/10/21/chartex" xmlns:cx3="http://schemas.microsoft.com/office/drawing/2016/5/9/chartex" xmlns:cx4="http://schemas.microsoft.com/office/drawing/2016/5/10/chartex" xmlns:cx5="http://schemas.microsoft.com/office/drawing/2016/5/11/chartex" xmlns:cx6="http://schemas.microsoft.com/office/drawing/2016/5/12/chartex" xmlns:cx7="http://schemas.microsoft.com/office/drawing/2016/5/13/chartex" xmlns:cx8="http://schemas.microsoft.com/office/drawing/2016/5/14/chartex" xmlns:mc="http://schemas.openxmlformats.org/markup-compatibility/2006" xmlns:aink="http://schemas.microsoft.com/office/drawing/2016/ink" xmlns:am3d="http://schemas.microsoft.com/office/drawing/2017/model3d" xmlns:o="urn:schemas-microsoft-com:office:office" xmlns:oel="http://schemas.microsoft.com/office/2019/extlst" xmlns:r="http://schemas.openxmlformats.org/officeDocument/2006/relationships" xmlns:m="http://schemas.openxmlformats.org/officeDocument/2006/math" xmlns:v="urn:schemas-microsoft-com:vml" xmlns:wp14="http://schemas.microsoft.com/office/word/2010/wordprocessingDrawing" xmlns:wp="http://schemas.openxmlformats.org/drawingml/2006/wordprocessingDrawing" xmlns:w10="urn:schemas-microsoft-com:office:word" xmlns:w="http://schemas.openxmlformats.org/wordprocessingml/2006/main" xmlns:w14="http://schemas.microsoft.com/office/word/2010/wordml" xmlns:w15="http://schemas.microsoft.com/office/word/2012/wordml" xmlns:w16cex="http://schemas.microsoft.com/office/word/2018/wordml/cex" xmlns:w16cid="http://schemas.microsoft.com/office/word/2016/wordml/cid" xmlns:w16="http://schemas.microsoft.com/office/word/2018/wordml" xmlns:w16sdtdh="http://schemas.microsoft.com/office/word/2020/wordml/sdtdatahash" xmlns:w16se="http://schemas.microsoft.com/office/word/2015/wordml/symex" xmlns:wpg="http://schemas.microsoft.com/office/word/2010/wordprocessingGroup" xmlns:wpi="http://schemas.microsoft.com/office/word/2010/wordprocessingInk" xmlns:wne="http://schemas.microsoft.com/office/word/2006/wordml" xmlns:wps="http://schemas.microsoft.com/office/word/2010/wordprocessingShape" mc:Ignorable="w14 w15 w16se w16cid w16 w16cex w16sdtdh wp14">
+<w:numbering xmlns:wpc="http://schemas.microsoft.com/office/word/2010/wordprocessingCanvas" xmlns:cx="http://schemas.microsoft.com/office/drawing/2014/chartex" xmlns:cx1="http://schemas.microsoft.com/office/drawing/2015/9/8/chartex" xmlns:cx2="http://schemas.microsoft.com/office/drawing/2015/10/21/chartex" xmlns:cx3="http://schemas.microsoft.com/office/drawing/2016/5/9/chartex" xmlns:cx4="http://schemas.microsoft.com/office/drawing/2016/5/10/chartex" xmlns:cx5="http://schemas.microsoft.com/office/drawing/2016/5/11/chartex" xmlns:cx6="http://schemas.microsoft.com/office/drawing/2016/5/12/chartex" xmlns:cx7="http://schemas.microsoft.com/office/drawing/2016/5/13/chartex" xmlns:cx8="http://schemas.microsoft.com/office/drawing/2016/5/14/chartex" xmlns:mc="http://schemas.openxmlformats.org/markup-compatibility/2006" xmlns:aink="http://schemas.microsoft.com/office/drawing/2016/ink" xmlns:am3d="http://schemas.microsoft.com/office/drawing/2017/model3d" xmlns:o="urn:schemas-microsoft-com:office:office" xmlns:oel="http://schemas.microsoft.com/office/2019/extlst" xmlns:r="http://schemas.openxmlformats.org/officeDocument/2006/relationships" xmlns:m="http://schemas.openxmlformats.org/officeDocument/2006/math" xmlns:v="urn:schemas-microsoft-com:vml" xmlns:wp14="http://schemas.microsoft.com/office/word/2010/wordprocessingDrawing" xmlns:wp="http://schemas.openxmlformats.org/drawingml/2006/wordprocessingDrawing" xmlns:w10="urn:schemas-microsoft-com:office:word" xmlns:w="http://schemas.openxmlformats.org/wordprocessingml/2006/main" xmlns:w14="http://schemas.microsoft.com/office/word/2010/wordml" xmlns:w15="http://schemas.microsoft.com/office/word/2012/wordml" xmlns:w16cex="http://schemas.microsoft.com/office/word/2018/wordml/cex" xmlns:w16cid="http://schemas.microsoft.com/office/word/2016/wordml/cid" xmlns:w16="http://schemas.microsoft.com/office/word/2018/wordml" xmlns:w16du="http://schemas.microsoft.com/office/word/2023/wordml/word16du" xmlns:w16sdtdh="http://schemas.microsoft.com/office/word/2020/wordml/sdtdatahash" xmlns:w16sdtfl="http://schemas.microsoft.com/office/word/2024/wordml/sdtformatlock" xmlns:w16se="http://schemas.microsoft.com/office/word/2015/wordml/symex" xmlns:wpg="http://schemas.microsoft.com/office/word/2010/wordprocessingGroup" xmlns:wpi="http://schemas.microsoft.com/office/word/2010/wordprocessingInk" xmlns:wne="http://schemas.microsoft.com/office/word/2006/wordml" xmlns:wps="http://schemas.microsoft.com/office/word/2010/wordprocessingShape" mc:Ignorable="w14 w15 w16se w16cid w16 w16cex w16sdtdh w16sdtfl w16du wp14">
   <w:abstractNum w:abstractNumId="0" w15:restartNumberingAfterBreak="0">
     <w:nsid w:val="11260A91"/>
     <w:multiLevelType w:val="hybridMultilevel"/>
@@ -1115,7 +1021,7 @@
 </file>
 
 <file path=word/styles.xml><?xml version="1.0" encoding="utf-8"?>
-<w:styles xmlns:mc="http://schemas.openxmlformats.org/markup-compatibility/2006" xmlns:r="http://schemas.openxmlformats.org/officeDocument/2006/relationships" xmlns:w="http://schemas.openxmlformats.org/wordprocessingml/2006/main" xmlns:w14="http://schemas.microsoft.com/office/word/2010/wordml" xmlns:w15="http://schemas.microsoft.com/office/word/2012/wordml" xmlns:w16cex="http://schemas.microsoft.com/office/word/2018/wordml/cex" xmlns:w16cid="http://schemas.microsoft.com/office/word/2016/wordml/cid" xmlns:w16="http://schemas.microsoft.com/office/word/2018/wordml" xmlns:w16sdtdh="http://schemas.microsoft.com/office/word/2020/wordml/sdtdatahash" xmlns:w16se="http://schemas.microsoft.com/office/word/2015/wordml/symex" mc:Ignorable="w14 w15 w16se w16cid w16 w16cex w16sdtdh">
+<w:styles xmlns:mc="http://schemas.openxmlformats.org/markup-compatibility/2006" xmlns:r="http://schemas.openxmlformats.org/officeDocument/2006/relationships" xmlns:w="http://schemas.openxmlformats.org/wordprocessingml/2006/main" xmlns:w14="http://schemas.microsoft.com/office/word/2010/wordml" xmlns:w15="http://schemas.microsoft.com/office/word/2012/wordml" xmlns:w16cex="http://schemas.microsoft.com/office/word/2018/wordml/cex" xmlns:w16cid="http://schemas.microsoft.com/office/word/2016/wordml/cid" xmlns:w16="http://schemas.microsoft.com/office/word/2018/wordml" xmlns:w16du="http://schemas.microsoft.com/office/word/2023/wordml/word16du" xmlns:w16sdtdh="http://schemas.microsoft.com/office/word/2020/wordml/sdtdatahash" xmlns:w16sdtfl="http://schemas.microsoft.com/office/word/2024/wordml/sdtformatlock" xmlns:w16se="http://schemas.microsoft.com/office/word/2015/wordml/symex" mc:Ignorable="w14 w15 w16se w16cid w16 w16cex w16sdtdh w16sdtfl w16du">
   <w:docDefaults>
     <w:rPrDefault>
       <w:rPr>
@@ -1642,7 +1548,7 @@
 </file>
 
 <file path=word/glossary/document.xml><?xml version="1.0" encoding="utf-8"?>
-<w:glossaryDocument xmlns:wpc="http://schemas.microsoft.com/office/word/2010/wordprocessingCanvas" xmlns:cx="http://schemas.microsoft.com/office/drawing/2014/chartex" xmlns:cx1="http://schemas.microsoft.com/office/drawing/2015/9/8/chartex" xmlns:cx2="http://schemas.microsoft.com/office/drawing/2015/10/21/chartex" xmlns:cx3="http://schemas.microsoft.com/office/drawing/2016/5/9/chartex" xmlns:cx4="http://schemas.microsoft.com/office/drawing/2016/5/10/chartex" xmlns:cx5="http://schemas.microsoft.com/office/drawing/2016/5/11/chartex" xmlns:cx6="http://schemas.microsoft.com/office/drawing/2016/5/12/chartex" xmlns:cx7="http://schemas.microsoft.com/office/drawing/2016/5/13/chartex" xmlns:cx8="http://schemas.microsoft.com/office/drawing/2016/5/14/chartex" xmlns:mc="http://schemas.openxmlformats.org/markup-compatibility/2006" xmlns:aink="http://schemas.microsoft.com/office/drawing/2016/ink" xmlns:am3d="http://schemas.microsoft.com/office/drawing/2017/model3d" xmlns:o="urn:schemas-microsoft-com:office:office" xmlns:oel="http://schemas.microsoft.com/office/2019/extlst" xmlns:r="http://schemas.openxmlformats.org/officeDocument/2006/relationships" xmlns:m="http://schemas.openxmlformats.org/officeDocument/2006/math" xmlns:v="urn:schemas-microsoft-com:vml" xmlns:wp14="http://schemas.microsoft.com/office/word/2010/wordprocessingDrawing" xmlns:wp="http://schemas.openxmlformats.org/drawingml/2006/wordprocessingDrawing" xmlns:w10="urn:schemas-microsoft-com:office:word" xmlns:w="http://schemas.openxmlformats.org/wordprocessingml/2006/main" xmlns:w14="http://schemas.microsoft.com/office/word/2010/wordml" xmlns:w15="http://schemas.microsoft.com/office/word/2012/wordml" xmlns:w16cex="http://schemas.microsoft.com/office/word/2018/wordml/cex" xmlns:w16cid="http://schemas.microsoft.com/office/word/2016/wordml/cid" xmlns:w16="http://schemas.microsoft.com/office/word/2018/wordml" xmlns:w16sdtdh="http://schemas.microsoft.com/office/word/2020/wordml/sdtdatahash" xmlns:w16se="http://schemas.microsoft.com/office/word/2015/wordml/symex" xmlns:wpg="http://schemas.microsoft.com/office/word/2010/wordprocessingGroup" xmlns:wpi="http://schemas.microsoft.com/office/word/2010/wordprocessingInk" xmlns:wne="http://schemas.microsoft.com/office/word/2006/wordml" xmlns:wps="http://schemas.microsoft.com/office/word/2010/wordprocessingShape" mc:Ignorable="w14 w15 w16se w16cid w16 w16cex w16sdtdh wp14">
+<w:glossaryDocument xmlns:wpc="http://schemas.microsoft.com/office/word/2010/wordprocessingCanvas" xmlns:cx="http://schemas.microsoft.com/office/drawing/2014/chartex" xmlns:cx1="http://schemas.microsoft.com/office/drawing/2015/9/8/chartex" xmlns:cx2="http://schemas.microsoft.com/office/drawing/2015/10/21/chartex" xmlns:cx3="http://schemas.microsoft.com/office/drawing/2016/5/9/chartex" xmlns:cx4="http://schemas.microsoft.com/office/drawing/2016/5/10/chartex" xmlns:cx5="http://schemas.microsoft.com/office/drawing/2016/5/11/chartex" xmlns:cx6="http://schemas.microsoft.com/office/drawing/2016/5/12/chartex" xmlns:cx7="http://schemas.microsoft.com/office/drawing/2016/5/13/chartex" xmlns:cx8="http://schemas.microsoft.com/office/drawing/2016/5/14/chartex" xmlns:mc="http://schemas.openxmlformats.org/markup-compatibility/2006" xmlns:aink="http://schemas.microsoft.com/office/drawing/2016/ink" xmlns:am3d="http://schemas.microsoft.com/office/drawing/2017/model3d" xmlns:o="urn:schemas-microsoft-com:office:office" xmlns:oel="http://schemas.microsoft.com/office/2019/extlst" xmlns:r="http://schemas.openxmlformats.org/officeDocument/2006/relationships" xmlns:m="http://schemas.openxmlformats.org/officeDocument/2006/math" xmlns:v="urn:schemas-microsoft-com:vml" xmlns:wp14="http://schemas.microsoft.com/office/word/2010/wordprocessingDrawing" xmlns:wp="http://schemas.openxmlformats.org/drawingml/2006/wordprocessingDrawing" xmlns:w10="urn:schemas-microsoft-com:office:word" xmlns:w="http://schemas.openxmlformats.org/wordprocessingml/2006/main" xmlns:w14="http://schemas.microsoft.com/office/word/2010/wordml" xmlns:w15="http://schemas.microsoft.com/office/word/2012/wordml" xmlns:w16cex="http://schemas.microsoft.com/office/word/2018/wordml/cex" xmlns:w16cid="http://schemas.microsoft.com/office/word/2016/wordml/cid" xmlns:w16="http://schemas.microsoft.com/office/word/2018/wordml" xmlns:w16du="http://schemas.microsoft.com/office/word/2023/wordml/word16du" xmlns:w16sdtdh="http://schemas.microsoft.com/office/word/2020/wordml/sdtdatahash" xmlns:w16sdtfl="http://schemas.microsoft.com/office/word/2024/wordml/sdtformatlock" xmlns:w16se="http://schemas.microsoft.com/office/word/2015/wordml/symex" xmlns:wpg="http://schemas.microsoft.com/office/word/2010/wordprocessingGroup" xmlns:wpi="http://schemas.microsoft.com/office/word/2010/wordprocessingInk" xmlns:wne="http://schemas.microsoft.com/office/word/2006/wordml" xmlns:wps="http://schemas.microsoft.com/office/word/2010/wordprocessingShape" mc:Ignorable="w14 w15 w16se w16cid w16 w16cex w16sdtdh w16sdtfl w16du wp14">
   <w:docParts>
     <w:docPart>
       <w:docPartPr>
@@ -1680,7 +1586,7 @@
 </file>
 
 <file path=word/glossary/fontTable.xml><?xml version="1.0" encoding="utf-8"?>
-<w:fonts xmlns:mc="http://schemas.openxmlformats.org/markup-compatibility/2006" xmlns:r="http://schemas.openxmlformats.org/officeDocument/2006/relationships" xmlns:w="http://schemas.openxmlformats.org/wordprocessingml/2006/main" xmlns:w14="http://schemas.microsoft.com/office/word/2010/wordml" xmlns:w15="http://schemas.microsoft.com/office/word/2012/wordml" xmlns:w16cex="http://schemas.microsoft.com/office/word/2018/wordml/cex" xmlns:w16cid="http://schemas.microsoft.com/office/word/2016/wordml/cid" xmlns:w16="http://schemas.microsoft.com/office/word/2018/wordml" xmlns:w16sdtdh="http://schemas.microsoft.com/office/word/2020/wordml/sdtdatahash" xmlns:w16se="http://schemas.microsoft.com/office/word/2015/wordml/symex" mc:Ignorable="w14 w15 w16se w16cid w16 w16cex w16sdtdh">
+<w:fonts xmlns:mc="http://schemas.openxmlformats.org/markup-compatibility/2006" xmlns:r="http://schemas.openxmlformats.org/officeDocument/2006/relationships" xmlns:w="http://schemas.openxmlformats.org/wordprocessingml/2006/main" xmlns:w14="http://schemas.microsoft.com/office/word/2010/wordml" xmlns:w15="http://schemas.microsoft.com/office/word/2012/wordml" xmlns:w16cex="http://schemas.microsoft.com/office/word/2018/wordml/cex" xmlns:w16cid="http://schemas.microsoft.com/office/word/2016/wordml/cid" xmlns:w16="http://schemas.microsoft.com/office/word/2018/wordml" xmlns:w16du="http://schemas.microsoft.com/office/word/2023/wordml/word16du" xmlns:w16sdtdh="http://schemas.microsoft.com/office/word/2020/wordml/sdtdatahash" xmlns:w16sdtfl="http://schemas.microsoft.com/office/word/2024/wordml/sdtformatlock" xmlns:w16se="http://schemas.microsoft.com/office/word/2015/wordml/symex" mc:Ignorable="w14 w15 w16se w16cid w16 w16cex w16sdtdh w16sdtfl w16du">
   <w:font w:name="Times New Roman">
     <w:panose1 w:val="02020603050405020304"/>
     <w:charset w:val="00"/>
@@ -1718,7 +1624,7 @@
 </file>
 
 <file path=word/glossary/settings.xml><?xml version="1.0" encoding="utf-8"?>
-<w:settings xmlns:mc="http://schemas.openxmlformats.org/markup-compatibility/2006" xmlns:o="urn:schemas-microsoft-com:office:office" xmlns:r="http://schemas.openxmlformats.org/officeDocument/2006/relationships" xmlns:m="http://schemas.openxmlformats.org/officeDocument/2006/math" xmlns:v="urn:schemas-microsoft-com:vml" xmlns:w10="urn:schemas-microsoft-com:office:word" xmlns:w="http://schemas.openxmlformats.org/wordprocessingml/2006/main" xmlns:w14="http://schemas.microsoft.com/office/word/2010/wordml" xmlns:w15="http://schemas.microsoft.com/office/word/2012/wordml" xmlns:w16cex="http://schemas.microsoft.com/office/word/2018/wordml/cex" xmlns:w16cid="http://schemas.microsoft.com/office/word/2016/wordml/cid" xmlns:w16="http://schemas.microsoft.com/office/word/2018/wordml" xmlns:w16sdtdh="http://schemas.microsoft.com/office/word/2020/wordml/sdtdatahash" xmlns:w16se="http://schemas.microsoft.com/office/word/2015/wordml/symex" xmlns:sl="http://schemas.openxmlformats.org/schemaLibrary/2006/main" mc:Ignorable="w14 w15 w16se w16cid w16 w16cex w16sdtdh">
+<w:settings xmlns:mc="http://schemas.openxmlformats.org/markup-compatibility/2006" xmlns:o="urn:schemas-microsoft-com:office:office" xmlns:r="http://schemas.openxmlformats.org/officeDocument/2006/relationships" xmlns:m="http://schemas.openxmlformats.org/officeDocument/2006/math" xmlns:v="urn:schemas-microsoft-com:vml" xmlns:w10="urn:schemas-microsoft-com:office:word" xmlns:w="http://schemas.openxmlformats.org/wordprocessingml/2006/main" xmlns:w14="http://schemas.microsoft.com/office/word/2010/wordml" xmlns:w15="http://schemas.microsoft.com/office/word/2012/wordml" xmlns:w16cex="http://schemas.microsoft.com/office/word/2018/wordml/cex" xmlns:w16cid="http://schemas.microsoft.com/office/word/2016/wordml/cid" xmlns:w16="http://schemas.microsoft.com/office/word/2018/wordml" xmlns:w16du="http://schemas.microsoft.com/office/word/2023/wordml/word16du" xmlns:w16sdtdh="http://schemas.microsoft.com/office/word/2020/wordml/sdtdatahash" xmlns:w16sdtfl="http://schemas.microsoft.com/office/word/2024/wordml/sdtformatlock" xmlns:w16se="http://schemas.microsoft.com/office/word/2015/wordml/symex" xmlns:sl="http://schemas.openxmlformats.org/schemaLibrary/2006/main" mc:Ignorable="w14 w15 w16se w16cid w16 w16cex w16sdtdh w16sdtfl w16du">
   <w:view w:val="normal"/>
   <w:defaultTabStop w:val="708"/>
   <w:hyphenationZone w:val="425"/>
@@ -1739,6 +1645,7 @@
     <w:rsid w:val="00343B97"/>
     <w:rsid w:val="003829AA"/>
     <w:rsid w:val="004E1E8A"/>
+    <w:rsid w:val="00547475"/>
     <w:rsid w:val="006D78DF"/>
     <w:rsid w:val="00842149"/>
     <w:rsid w:val="00AE0AB3"/>
@@ -1767,7 +1674,7 @@
 </file>
 
 <file path=word/glossary/styles.xml><?xml version="1.0" encoding="utf-8"?>
-<w:styles xmlns:mc="http://schemas.openxmlformats.org/markup-compatibility/2006" xmlns:r="http://schemas.openxmlformats.org/officeDocument/2006/relationships" xmlns:w="http://schemas.openxmlformats.org/wordprocessingml/2006/main" xmlns:w14="http://schemas.microsoft.com/office/word/2010/wordml" xmlns:w15="http://schemas.microsoft.com/office/word/2012/wordml" xmlns:w16cex="http://schemas.microsoft.com/office/word/2018/wordml/cex" xmlns:w16cid="http://schemas.microsoft.com/office/word/2016/wordml/cid" xmlns:w16="http://schemas.microsoft.com/office/word/2018/wordml" xmlns:w16sdtdh="http://schemas.microsoft.com/office/word/2020/wordml/sdtdatahash" xmlns:w16se="http://schemas.microsoft.com/office/word/2015/wordml/symex" mc:Ignorable="w14 w15 w16se w16cid w16 w16cex w16sdtdh">
+<w:styles xmlns:mc="http://schemas.openxmlformats.org/markup-compatibility/2006" xmlns:r="http://schemas.openxmlformats.org/officeDocument/2006/relationships" xmlns:w="http://schemas.openxmlformats.org/wordprocessingml/2006/main" xmlns:w14="http://schemas.microsoft.com/office/word/2010/wordml" xmlns:w15="http://schemas.microsoft.com/office/word/2012/wordml" xmlns:w16cex="http://schemas.microsoft.com/office/word/2018/wordml/cex" xmlns:w16cid="http://schemas.microsoft.com/office/word/2016/wordml/cid" xmlns:w16="http://schemas.microsoft.com/office/word/2018/wordml" xmlns:w16du="http://schemas.microsoft.com/office/word/2023/wordml/word16du" xmlns:w16sdtdh="http://schemas.microsoft.com/office/word/2020/wordml/sdtdatahash" xmlns:w16sdtfl="http://schemas.microsoft.com/office/word/2024/wordml/sdtformatlock" xmlns:w16se="http://schemas.microsoft.com/office/word/2015/wordml/symex" mc:Ignorable="w14 w15 w16se w16cid w16 w16cex w16sdtdh w16sdtfl w16du">
   <w:docDefaults>
     <w:rPrDefault>
       <w:rPr>
@@ -2200,7 +2107,7 @@
 </file>
 
 <file path=word/glossary/webSettings.xml><?xml version="1.0" encoding="utf-8"?>
-<w:webSettings xmlns:mc="http://schemas.openxmlformats.org/markup-compatibility/2006" xmlns:r="http://schemas.openxmlformats.org/officeDocument/2006/relationships" xmlns:w="http://schemas.openxmlformats.org/wordprocessingml/2006/main" xmlns:w14="http://schemas.microsoft.com/office/word/2010/wordml" xmlns:w15="http://schemas.microsoft.com/office/word/2012/wordml" xmlns:w16cex="http://schemas.microsoft.com/office/word/2018/wordml/cex" xmlns:w16cid="http://schemas.microsoft.com/office/word/2016/wordml/cid" xmlns:w16="http://schemas.microsoft.com/office/word/2018/wordml" xmlns:w16sdtdh="http://schemas.microsoft.com/office/word/2020/wordml/sdtdatahash" xmlns:w16se="http://schemas.microsoft.com/office/word/2015/wordml/symex" mc:Ignorable="w14 w15 w16se w16cid w16 w16cex w16sdtdh">
+<w:webSettings xmlns:mc="http://schemas.openxmlformats.org/markup-compatibility/2006" xmlns:r="http://schemas.openxmlformats.org/officeDocument/2006/relationships" xmlns:w="http://schemas.openxmlformats.org/wordprocessingml/2006/main" xmlns:w14="http://schemas.microsoft.com/office/word/2010/wordml" xmlns:w15="http://schemas.microsoft.com/office/word/2012/wordml" xmlns:w16cex="http://schemas.microsoft.com/office/word/2018/wordml/cex" xmlns:w16cid="http://schemas.microsoft.com/office/word/2016/wordml/cid" xmlns:w16="http://schemas.microsoft.com/office/word/2018/wordml" xmlns:w16du="http://schemas.microsoft.com/office/word/2023/wordml/word16du" xmlns:w16sdtdh="http://schemas.microsoft.com/office/word/2020/wordml/sdtdatahash" xmlns:w16sdtfl="http://schemas.microsoft.com/office/word/2024/wordml/sdtformatlock" xmlns:w16se="http://schemas.microsoft.com/office/word/2015/wordml/symex" mc:Ignorable="w14 w15 w16se w16cid w16 w16cex w16sdtdh w16sdtfl w16du">
   <w:optimizeForBrowser/>
   <w:allowPNG/>
 </w:webSettings>
